--- a/examples/demo.docx
+++ b/examples/demo.docx
@@ -123,7 +123,7 @@
               <a:graphicData uri="http://schemas.openxmlformats.org/drawingml/2006/picture">
                 <pic:pic>
                   <pic:nvPicPr>
-                    <pic:cNvPr id="0" name="tmpu9zvpad5.png"/>
+                    <pic:cNvPr id="0" name="tmpyncuxbg4.png"/>
                     <pic:cNvPicPr/>
                   </pic:nvPicPr>
                   <pic:blipFill>
@@ -225,8 +225,8 @@
         </w:tblBorders>
       </w:tblPr>
       <w:tblGrid>
-        <w:gridCol w:w="4320"/>
-        <w:gridCol w:w="4320"/>
+        <w:gridCol w:w="4702"/>
+        <w:gridCol w:w="4702"/>
       </w:tblGrid>
       <w:tr>
         <w:trPr>
@@ -234,7 +234,7 @@
         </w:trPr>
         <w:tc>
           <w:tcPr>
-            <w:tcW w:type="dxa" w:w="4320"/>
+            <w:tcW w:type="dxa" w:w="4702"/>
             <w:tcBorders>
               <w:bottom w:val="single" w:sz="6" w:space="0" w:color="000000"/>
             </w:tcBorders>
@@ -256,7 +256,7 @@
         </w:tc>
         <w:tc>
           <w:tcPr>
-            <w:tcW w:type="dxa" w:w="4320"/>
+            <w:tcW w:type="dxa" w:w="4702"/>
             <w:tcBorders>
               <w:bottom w:val="single" w:sz="6" w:space="0" w:color="000000"/>
             </w:tcBorders>
@@ -280,7 +280,7 @@
       <w:tr>
         <w:tc>
           <w:tcPr>
-            <w:tcW w:type="dxa" w:w="4320"/>
+            <w:tcW w:type="dxa" w:w="4702"/>
           </w:tcPr>
           <w:p>
             <w:pPr>
@@ -299,7 +299,7 @@
         </w:tc>
         <w:tc>
           <w:tcPr>
-            <w:tcW w:type="dxa" w:w="4320"/>
+            <w:tcW w:type="dxa" w:w="4702"/>
           </w:tcPr>
           <w:p>
             <w:pPr>
@@ -320,7 +320,7 @@
       <w:tr>
         <w:tc>
           <w:tcPr>
-            <w:tcW w:type="dxa" w:w="4320"/>
+            <w:tcW w:type="dxa" w:w="4702"/>
           </w:tcPr>
           <w:p>
             <w:pPr>
@@ -339,7 +339,7 @@
         </w:tc>
         <w:tc>
           <w:tcPr>
-            <w:tcW w:type="dxa" w:w="4320"/>
+            <w:tcW w:type="dxa" w:w="4702"/>
           </w:tcPr>
           <w:p>
             <w:pPr>
@@ -360,7 +360,7 @@
       <w:tr>
         <w:tc>
           <w:tcPr>
-            <w:tcW w:type="dxa" w:w="4320"/>
+            <w:tcW w:type="dxa" w:w="4702"/>
           </w:tcPr>
           <w:p>
             <w:pPr>
@@ -379,7 +379,7 @@
         </w:tc>
         <w:tc>
           <w:tcPr>
-            <w:tcW w:type="dxa" w:w="4320"/>
+            <w:tcW w:type="dxa" w:w="4702"/>
           </w:tcPr>
           <w:p>
             <w:pPr>
@@ -400,7 +400,7 @@
       <w:tr>
         <w:tc>
           <w:tcPr>
-            <w:tcW w:type="dxa" w:w="4320"/>
+            <w:tcW w:type="dxa" w:w="4702"/>
           </w:tcPr>
           <w:p>
             <w:pPr>
@@ -419,7 +419,7 @@
         </w:tc>
         <w:tc>
           <w:tcPr>
-            <w:tcW w:type="dxa" w:w="4320"/>
+            <w:tcW w:type="dxa" w:w="4702"/>
           </w:tcPr>
           <w:p>
             <w:pPr>
@@ -461,7 +461,498 @@
           <w:b w:val="0"/>
           <w:sz w:val="28"/>
         </w:rPr>
-        <w:t>1.3 实验结果</w:t>
+        <w:t>1.3 理论基础</w:t>
+      </w:r>
+    </w:p>
+    <w:p>
+      <w:pPr>
+        <w:spacing w:line="312" w:lineRule="auto" w:before="0" w:after="0"/>
+        <w:ind w:firstLine="420"/>
+      </w:pPr>
+      <w:r>
+        <w:rPr>
+          <w:rFonts w:ascii="Times New Roman" w:hAnsi="Times New Roman" w:eastAsia="宋体"/>
+          <w:b w:val="0"/>
+          <w:sz w:val="21"/>
+        </w:rPr>
+        <w:t xml:space="preserve">卷积操作的定义为 </w:t>
+      </w:r>
+      <m:oMath>
+        <m:r>
+          <m:t xml:space="preserve">y</m:t>
+        </m:r>
+        <m:r>
+          <m:t xml:space="preserve"> </m:t>
+        </m:r>
+        <m:r>
+          <m:t xml:space="preserve">=</m:t>
+        </m:r>
+        <m:r>
+          <m:t xml:space="preserve"> </m:t>
+        </m:r>
+        <m:r>
+          <m:t xml:space="preserve">W</m:t>
+        </m:r>
+        <m:r>
+          <m:t xml:space="preserve"> </m:t>
+        </m:r>
+        <m:r>
+          <m:t xml:space="preserve">*</m:t>
+        </m:r>
+        <m:r>
+          <m:t xml:space="preserve"> </m:t>
+        </m:r>
+        <m:r>
+          <m:t xml:space="preserve">x</m:t>
+        </m:r>
+        <m:r>
+          <m:t xml:space="preserve"> </m:t>
+        </m:r>
+        <m:r>
+          <m:t xml:space="preserve">+</m:t>
+        </m:r>
+        <m:r>
+          <m:t xml:space="preserve"> </m:t>
+        </m:r>
+        <m:r>
+          <m:t xml:space="preserve">b</m:t>
+        </m:r>
+      </m:oMath>
+      <w:r>
+        <w:rPr>
+          <w:rFonts w:ascii="Times New Roman" w:hAnsi="Times New Roman" w:eastAsia="宋体"/>
+          <w:b w:val="0"/>
+          <w:sz w:val="21"/>
+        </w:rPr>
+        <w:t xml:space="preserve">，其中 </w:t>
+      </w:r>
+      <m:oMath>
+        <m:r>
+          <m:t xml:space="preserve">W</m:t>
+        </m:r>
+      </m:oMath>
+      <w:r>
+        <w:rPr>
+          <w:rFonts w:ascii="Times New Roman" w:hAnsi="Times New Roman" w:eastAsia="宋体"/>
+          <w:b w:val="0"/>
+          <w:sz w:val="21"/>
+        </w:rPr>
+        <w:t xml:space="preserve"> 是卷积核，</w:t>
+      </w:r>
+      <m:oMath>
+        <m:r>
+          <m:t xml:space="preserve">b</m:t>
+        </m:r>
+      </m:oMath>
+      <w:r>
+        <w:rPr>
+          <w:rFonts w:ascii="Times New Roman" w:hAnsi="Times New Roman" w:eastAsia="宋体"/>
+          <w:b w:val="0"/>
+          <w:sz w:val="21"/>
+        </w:rPr>
+        <w:t xml:space="preserve"> 是偏置项。</w:t>
+      </w:r>
+    </w:p>
+    <w:p>
+      <w:pPr>
+        <w:spacing w:line="312" w:lineRule="auto" w:before="0" w:after="0"/>
+        <w:ind w:firstLine="420"/>
+      </w:pPr>
+      <w:r>
+        <w:rPr>
+          <w:rFonts w:ascii="Times New Roman" w:hAnsi="Times New Roman" w:eastAsia="宋体"/>
+          <w:b w:val="0"/>
+          <w:sz w:val="21"/>
+        </w:rPr>
+        <w:t>交叉熵损失函数：</w:t>
+      </w:r>
+    </w:p>
+    <w:p>
+      <w:pPr>
+        <w:spacing w:before="0" w:after="0"/>
+      </w:pPr>
+      <w:r>
+        <w:rPr>
+          <w:rFonts w:ascii="Times New Roman" w:hAnsi="Times New Roman" w:eastAsia="宋体"/>
+          <w:b w:val="0"/>
+          <w:sz w:val="21"/>
+        </w:rPr>
+      </w:r>
+    </w:p>
+    <w:p>
+      <w:pPr>
+        <w:tabs>
+          <w:tab w:val="center" w:pos="4536"/>
+          <w:tab w:val="right" w:pos="9072"/>
+        </w:tabs>
+      </w:pPr>
+      <w:r>
+        <w:tab/>
+      </w:r>
+      <m:oMath>
+        <m:r>
+          <m:t xml:space="preserve">L</m:t>
+        </m:r>
+        <m:r>
+          <m:t xml:space="preserve"> </m:t>
+        </m:r>
+        <m:r>
+          <m:t xml:space="preserve">=</m:t>
+        </m:r>
+        <m:r>
+          <m:t xml:space="preserve"> </m:t>
+        </m:r>
+        <m:r>
+          <m:t xml:space="preserve">-</m:t>
+        </m:r>
+        <m:f>
+          <m:num>
+            <m:r>
+              <m:t xml:space="preserve">1</m:t>
+            </m:r>
+          </m:num>
+          <m:den>
+            <m:r>
+              <m:t xml:space="preserve">N</m:t>
+            </m:r>
+          </m:den>
+        </m:f>
+        <m:r>
+          <m:t xml:space="preserve"> </m:t>
+        </m:r>
+        <m:nary>
+          <m:naryPr>
+            <m:chr m:val="∑"/>
+            <m:limLoc m:val="undOvr"/>
+          </m:naryPr>
+          <m:sub>
+            <m:d>
+              <m:r>
+                <m:t xml:space="preserve">i</m:t>
+              </m:r>
+              <m:r>
+                <m:t xml:space="preserve">=</m:t>
+              </m:r>
+              <m:r>
+                <m:t xml:space="preserve">1</m:t>
+              </m:r>
+            </m:d>
+          </m:sub>
+          <m:sup>
+            <m:r>
+              <m:t xml:space="preserve">N</m:t>
+            </m:r>
+          </m:sup>
+          <m:e>
+            <m:r>
+              <m:t xml:space="preserve"> </m:t>
+            </m:r>
+            <m:d>
+              <m:dPr>
+                <m:begChr m:val="["/>
+                <m:endChr m:val="]"/>
+              </m:dPr>
+              <m:r>
+                <m:t xml:space="preserve"> </m:t>
+              </m:r>
+              <m:sSub>
+                <m:e>
+                  <m:r>
+                    <m:t xml:space="preserve">y</m:t>
+                  </m:r>
+                </m:e>
+                <m:sub>
+                  <m:r>
+                    <m:t xml:space="preserve">i</m:t>
+                  </m:r>
+                </m:sub>
+              </m:sSub>
+              <m:r>
+                <m:t xml:space="preserve"> </m:t>
+              </m:r>
+              <m:r>
+                <m:t xml:space="preserve">log</m:t>
+              </m:r>
+              <m:r>
+                <m:t xml:space="preserve">(</m:t>
+              </m:r>
+              <m:sSub>
+                <m:e>
+                  <m:acc>
+                    <m:accPr>
+                      <m:chr m:val="̂"/>
+                    </m:accPr>
+                    <m:e>
+                      <m:r>
+                        <m:t xml:space="preserve">y</m:t>
+                      </m:r>
+                    </m:e>
+                  </m:acc>
+                </m:e>
+                <m:sub>
+                  <m:r>
+                    <m:t xml:space="preserve">i</m:t>
+                  </m:r>
+                </m:sub>
+              </m:sSub>
+              <m:r>
+                <m:t xml:space="preserve">)</m:t>
+              </m:r>
+              <m:r>
+                <m:t xml:space="preserve"> </m:t>
+              </m:r>
+              <m:r>
+                <m:t xml:space="preserve">+</m:t>
+              </m:r>
+              <m:r>
+                <m:t xml:space="preserve"> </m:t>
+              </m:r>
+              <m:r>
+                <m:t xml:space="preserve">(</m:t>
+              </m:r>
+              <m:r>
+                <m:t xml:space="preserve">1</m:t>
+              </m:r>
+              <m:r>
+                <m:t xml:space="preserve">-</m:t>
+              </m:r>
+              <m:sSub>
+                <m:e>
+                  <m:r>
+                    <m:t xml:space="preserve">y</m:t>
+                  </m:r>
+                </m:e>
+                <m:sub>
+                  <m:r>
+                    <m:t xml:space="preserve">i</m:t>
+                  </m:r>
+                </m:sub>
+              </m:sSub>
+              <m:r>
+                <m:t xml:space="preserve">)</m:t>
+              </m:r>
+              <m:r>
+                <m:t xml:space="preserve"> </m:t>
+              </m:r>
+              <m:r>
+                <m:t xml:space="preserve">log</m:t>
+              </m:r>
+              <m:r>
+                <m:t xml:space="preserve">(</m:t>
+              </m:r>
+              <m:r>
+                <m:t xml:space="preserve">1</m:t>
+              </m:r>
+              <m:r>
+                <m:t xml:space="preserve">-</m:t>
+              </m:r>
+              <m:sSub>
+                <m:e>
+                  <m:acc>
+                    <m:accPr>
+                      <m:chr m:val="̂"/>
+                    </m:accPr>
+                    <m:e>
+                      <m:r>
+                        <m:t xml:space="preserve">y</m:t>
+                      </m:r>
+                    </m:e>
+                  </m:acc>
+                </m:e>
+                <m:sub>
+                  <m:r>
+                    <m:t xml:space="preserve">i</m:t>
+                  </m:r>
+                </m:sub>
+              </m:sSub>
+              <m:r>
+                <m:t xml:space="preserve">)</m:t>
+              </m:r>
+              <m:r>
+                <m:t xml:space="preserve"> </m:t>
+              </m:r>
+            </m:d>
+          </m:e>
+        </m:nary>
+      </m:oMath>
+      <w:r>
+        <w:tab/>
+      </w:r>
+      <w:r>
+        <w:rPr>
+          <w:rFonts w:ascii="宋体" w:hAnsi="宋体" w:eastAsia="宋体"/>
+          <w:b w:val="0"/>
+          <w:sz w:val="21"/>
+        </w:rPr>
+        <w:t>(</w:t>
+      </w:r>
+      <w:r>
+        <w:rPr>
+          <w:rFonts w:ascii="Times New Roman" w:hAnsi="Times New Roman" w:eastAsia="宋体"/>
+          <w:b w:val="0"/>
+          <w:sz w:val="21"/>
+        </w:rPr>
+        <w:t>1-1</w:t>
+      </w:r>
+      <w:r>
+        <w:rPr>
+          <w:rFonts w:ascii="宋体" w:hAnsi="宋体" w:eastAsia="宋体"/>
+          <w:b w:val="0"/>
+          <w:sz w:val="21"/>
+        </w:rPr>
+        <w:t>)</w:t>
+      </w:r>
+    </w:p>
+    <w:p>
+      <w:pPr>
+        <w:spacing w:before="0" w:after="0"/>
+      </w:pPr>
+      <w:r>
+        <w:rPr>
+          <w:rFonts w:ascii="Times New Roman" w:hAnsi="Times New Roman" w:eastAsia="宋体"/>
+          <w:b w:val="0"/>
+          <w:sz w:val="21"/>
+        </w:rPr>
+      </w:r>
+    </w:p>
+    <w:p>
+      <w:pPr>
+        <w:spacing w:line="312" w:lineRule="auto" w:before="0" w:after="0"/>
+        <w:ind w:firstLine="420"/>
+      </w:pPr>
+      <w:r>
+        <w:rPr>
+          <w:rFonts w:ascii="Times New Roman" w:hAnsi="Times New Roman" w:eastAsia="宋体"/>
+          <w:b w:val="0"/>
+          <w:sz w:val="21"/>
+        </w:rPr>
+        <w:t xml:space="preserve">参数更新规则为 </w:t>
+      </w:r>
+      <m:oMath>
+        <m:sSub>
+          <m:e>
+            <m:r>
+              <m:t xml:space="preserve">w</m:t>
+            </m:r>
+          </m:e>
+          <m:sub>
+            <m:d>
+              <m:r>
+                <m:t xml:space="preserve">t</m:t>
+              </m:r>
+              <m:r>
+                <m:t xml:space="preserve">+</m:t>
+              </m:r>
+              <m:r>
+                <m:t xml:space="preserve">1</m:t>
+              </m:r>
+            </m:d>
+          </m:sub>
+        </m:sSub>
+        <m:r>
+          <m:t xml:space="preserve"> </m:t>
+        </m:r>
+        <m:r>
+          <m:t xml:space="preserve">=</m:t>
+        </m:r>
+        <m:r>
+          <m:t xml:space="preserve"> </m:t>
+        </m:r>
+        <m:sSub>
+          <m:e>
+            <m:r>
+              <m:t xml:space="preserve">w</m:t>
+            </m:r>
+          </m:e>
+          <m:sub>
+            <m:r>
+              <m:t xml:space="preserve">t</m:t>
+            </m:r>
+          </m:sub>
+        </m:sSub>
+        <m:r>
+          <m:t xml:space="preserve"> </m:t>
+        </m:r>
+        <m:r>
+          <m:t xml:space="preserve">-</m:t>
+        </m:r>
+        <m:r>
+          <m:t xml:space="preserve"> </m:t>
+        </m:r>
+        <m:r>
+          <m:t xml:space="preserve">η</m:t>
+        </m:r>
+        <m:r>
+          <m:t xml:space="preserve"> </m:t>
+        </m:r>
+        <m:r>
+          <m:t xml:space="preserve">·</m:t>
+        </m:r>
+        <m:r>
+          <m:t xml:space="preserve"> </m:t>
+        </m:r>
+        <m:r>
+          <m:t xml:space="preserve">∇</m:t>
+        </m:r>
+        <m:r>
+          <m:t xml:space="preserve"> </m:t>
+        </m:r>
+        <m:r>
+          <m:t xml:space="preserve">L</m:t>
+        </m:r>
+        <m:r>
+          <m:t xml:space="preserve">(</m:t>
+        </m:r>
+        <m:sSub>
+          <m:e>
+            <m:r>
+              <m:t xml:space="preserve">w</m:t>
+            </m:r>
+          </m:e>
+          <m:sub>
+            <m:r>
+              <m:t xml:space="preserve">t</m:t>
+            </m:r>
+          </m:sub>
+        </m:sSub>
+        <m:r>
+          <m:t xml:space="preserve">)</m:t>
+        </m:r>
+      </m:oMath>
+      <w:r>
+        <w:rPr>
+          <w:rFonts w:ascii="Times New Roman" w:hAnsi="Times New Roman" w:eastAsia="宋体"/>
+          <w:b w:val="0"/>
+          <w:sz w:val="21"/>
+        </w:rPr>
+        <w:t xml:space="preserve"> ，学习率 </w:t>
+      </w:r>
+      <m:oMath>
+        <m:r>
+          <m:t xml:space="preserve">η</m:t>
+        </m:r>
+      </m:oMath>
+      <w:r>
+        <w:rPr>
+          <w:rFonts w:ascii="Times New Roman" w:hAnsi="Times New Roman" w:eastAsia="宋体"/>
+          <w:b w:val="0"/>
+          <w:sz w:val="21"/>
+        </w:rPr>
+        <w:t xml:space="preserve"> 通过 Adam 优化器自适应调整。</w:t>
+      </w:r>
+    </w:p>
+    <w:p>
+      <w:pPr>
+        <w:ind w:firstLine="0"/>
+        <w:outlineLvl w:val="2"/>
+      </w:pPr>
+      <w:r>
+        <w:rPr>
+          <w:rFonts w:ascii="Times New Roman" w:hAnsi="Times New Roman" w:eastAsia="黑体"/>
+          <w:b w:val="0"/>
+          <w:sz w:val="28"/>
+        </w:rPr>
+        <w:t>1.4 实验结果</w:t>
       </w:r>
     </w:p>
     <w:p>
@@ -482,7 +973,7 @@
       <w:headerReference w:type="default" r:id="rId9"/>
       <w:footerReference w:type="default" r:id="rId10"/>
       <w:pgSz w:w="12240" w:h="15840"/>
-      <w:pgMar w:top="1440" w:right="1800" w:bottom="1440" w:left="1800" w:header="720" w:footer="624" w:gutter="0"/>
+      <w:pgMar w:top="1134" w:right="1134" w:bottom="1134" w:left="1701" w:header="720" w:footer="567" w:gutter="0"/>
       <w:cols w:space="720"/>
       <w:docGrid w:linePitch="360"/>
     </w:sectPr>

--- a/examples/demo.docx
+++ b/examples/demo.docx
@@ -41,7 +41,7 @@
     </w:p>
     <w:p>
       <w:pPr>
-        <w:ind w:firstLine="0"/>
+        <w:ind w:left="0" w:leftChars="0" w:firstLine="0" w:firstLineChars="0" w:hanging="0" w:hangingChars="0"/>
         <w:outlineLvl w:val="2"/>
       </w:pPr>
       <w:r>
@@ -56,7 +56,7 @@
     <w:p>
       <w:pPr>
         <w:spacing w:line="312" w:lineRule="auto" w:before="0" w:after="0"/>
-        <w:ind w:firstLine="420"/>
+        <w:ind w:firstLineChars="200"/>
       </w:pPr>
       <w:r>
         <w:rPr>
@@ -69,7 +69,7 @@
     </w:p>
     <w:p>
       <w:pPr>
-        <w:ind w:firstLine="0"/>
+        <w:ind w:left="0" w:leftChars="0" w:firstLine="0" w:firstLineChars="0" w:hanging="0" w:hangingChars="0"/>
         <w:outlineLvl w:val="2"/>
       </w:pPr>
       <w:r>
@@ -84,7 +84,7 @@
     <w:p>
       <w:pPr>
         <w:spacing w:line="312" w:lineRule="auto" w:before="0" w:after="0"/>
-        <w:ind w:firstLine="420"/>
+        <w:ind w:firstLineChars="200"/>
       </w:pPr>
       <w:r>
         <w:rPr>
@@ -123,7 +123,7 @@
               <a:graphicData uri="http://schemas.openxmlformats.org/drawingml/2006/picture">
                 <pic:pic>
                   <pic:nvPicPr>
-                    <pic:cNvPr id="0" name="tmpyncuxbg4.png"/>
+                    <pic:cNvPr id="0" name="tmpvf5g7l0c.png"/>
                     <pic:cNvPicPr/>
                   </pic:nvPicPr>
                   <pic:blipFill>
@@ -156,7 +156,7 @@
           <w:b/>
           <w:sz w:val="18"/>
         </w:rPr>
-        <w:t>图1-1 模型架构</w:t>
+        <w:t>图1 python-logo</w:t>
       </w:r>
     </w:p>
     <w:p>
@@ -173,8 +173,22 @@
     </w:p>
     <w:p>
       <w:pPr>
+        <w:ind w:firstLineChars="200"/>
+        <w:outlineLvl w:val="3"/>
+      </w:pPr>
+      <w:r>
+        <w:rPr>
+          <w:rFonts w:ascii="Times New Roman" w:hAnsi="Times New Roman" w:eastAsia="宋体"/>
+          <w:b w:val="0"/>
+          <w:sz w:val="24"/>
+        </w:rPr>
+        <w:t>1.2.1 数据预处理</w:t>
+      </w:r>
+    </w:p>
+    <w:p>
+      <w:pPr>
         <w:spacing w:line="312" w:lineRule="auto" w:before="0" w:after="0"/>
-        <w:ind w:firstLine="420"/>
+        <w:ind w:firstLineChars="200"/>
       </w:pPr>
       <w:r>
         <w:rPr>
@@ -182,7 +196,233 @@
           <w:b w:val="0"/>
           <w:sz w:val="21"/>
         </w:rPr>
-        <w:t>表 超参数配置</w:t>
+        <w:t>图像统一缩放至 32×32，并执行随机水平翻转与归一化。</w:t>
+      </w:r>
+    </w:p>
+    <w:p>
+      <w:pPr>
+        <w:ind w:firstLineChars="200"/>
+        <w:outlineLvl w:val="3"/>
+      </w:pPr>
+      <w:r>
+        <w:rPr>
+          <w:rFonts w:ascii="Times New Roman" w:hAnsi="Times New Roman" w:eastAsia="宋体"/>
+          <w:b w:val="0"/>
+          <w:sz w:val="24"/>
+        </w:rPr>
+        <w:t>1.2.2 训练流程</w:t>
+      </w:r>
+    </w:p>
+    <w:p>
+      <w:pPr>
+        <w:spacing w:line="312" w:lineRule="auto" w:before="0" w:after="0"/>
+        <w:ind w:firstLineChars="200"/>
+      </w:pPr>
+      <w:r>
+        <w:rPr>
+          <w:rFonts w:ascii="Times New Roman" w:hAnsi="Times New Roman" w:eastAsia="宋体"/>
+          <w:b w:val="0"/>
+          <w:sz w:val="21"/>
+        </w:rPr>
+        <w:t>实验按照以下步骤进行：</w:t>
+      </w:r>
+    </w:p>
+    <w:p>
+      <w:pPr>
+        <w:ind w:leftChars="200"/>
+        <w:spacing w:line="312" w:lineRule="auto" w:before="0" w:after="0"/>
+        <w:numPr>
+          <w:ilvl w:val="0"/>
+          <w:numId w:val="52"/>
+        </w:numPr>
+      </w:pPr>
+      <w:r>
+        <w:rPr>
+          <w:rFonts w:ascii="Times New Roman" w:hAnsi="Times New Roman" w:eastAsia="宋体"/>
+          <w:b w:val="0"/>
+          <w:sz w:val="21"/>
+        </w:rPr>
+        <w:t>准备数据</w:t>
+      </w:r>
+    </w:p>
+    <w:p>
+      <w:pPr>
+        <w:ind w:leftChars="400"/>
+        <w:spacing w:line="312" w:lineRule="auto" w:before="0" w:after="0"/>
+        <w:numPr>
+          <w:ilvl w:val="1"/>
+          <w:numId w:val="53"/>
+        </w:numPr>
+      </w:pPr>
+      <w:r>
+        <w:rPr>
+          <w:rFonts w:ascii="Times New Roman" w:hAnsi="Times New Roman" w:eastAsia="宋体"/>
+          <w:b w:val="0"/>
+          <w:sz w:val="21"/>
+        </w:rPr>
+        <w:t>下载 CIFAR-10 数据集</w:t>
+      </w:r>
+    </w:p>
+    <w:p>
+      <w:pPr>
+        <w:ind w:leftChars="400"/>
+        <w:spacing w:line="312" w:lineRule="auto" w:before="0" w:after="0"/>
+        <w:numPr>
+          <w:ilvl w:val="1"/>
+          <w:numId w:val="53"/>
+        </w:numPr>
+      </w:pPr>
+      <w:r>
+        <w:rPr>
+          <w:rFonts w:ascii="Times New Roman" w:hAnsi="Times New Roman" w:eastAsia="宋体"/>
+          <w:b w:val="0"/>
+          <w:sz w:val="21"/>
+        </w:rPr>
+        <w:t>划分训练集与测试集</w:t>
+      </w:r>
+    </w:p>
+    <w:p>
+      <w:pPr>
+        <w:ind w:leftChars="200"/>
+        <w:spacing w:line="312" w:lineRule="auto" w:before="0" w:after="0"/>
+        <w:numPr>
+          <w:ilvl w:val="0"/>
+          <w:numId w:val="52"/>
+        </w:numPr>
+      </w:pPr>
+      <w:r>
+        <w:rPr>
+          <w:rFonts w:ascii="Times New Roman" w:hAnsi="Times New Roman" w:eastAsia="宋体"/>
+          <w:b w:val="0"/>
+          <w:sz w:val="21"/>
+        </w:rPr>
+        <w:t>构建模型</w:t>
+      </w:r>
+    </w:p>
+    <w:p>
+      <w:pPr>
+        <w:ind w:leftChars="400"/>
+        <w:spacing w:line="312" w:lineRule="auto" w:before="0" w:after="0"/>
+        <w:numPr>
+          <w:ilvl w:val="1"/>
+          <w:numId w:val="54"/>
+        </w:numPr>
+      </w:pPr>
+      <w:r>
+        <w:rPr>
+          <w:rFonts w:ascii="Times New Roman" w:hAnsi="Times New Roman" w:eastAsia="宋体"/>
+          <w:b w:val="0"/>
+          <w:sz w:val="21"/>
+        </w:rPr>
+        <w:t>定义卷积层结构</w:t>
+      </w:r>
+    </w:p>
+    <w:p>
+      <w:pPr>
+        <w:ind w:leftChars="600"/>
+        <w:spacing w:line="312" w:lineRule="auto" w:before="0" w:after="0"/>
+        <w:numPr>
+          <w:ilvl w:val="2"/>
+          <w:numId w:val="55"/>
+        </w:numPr>
+      </w:pPr>
+      <w:r>
+        <w:rPr>
+          <w:rFonts w:ascii="Times New Roman" w:hAnsi="Times New Roman" w:eastAsia="宋体"/>
+          <w:b w:val="0"/>
+          <w:sz w:val="21"/>
+        </w:rPr>
+        <w:t>第一层：32 个 3×3 卷积核</w:t>
+      </w:r>
+    </w:p>
+    <w:p>
+      <w:pPr>
+        <w:ind w:leftChars="600"/>
+        <w:spacing w:line="312" w:lineRule="auto" w:before="0" w:after="0"/>
+        <w:numPr>
+          <w:ilvl w:val="2"/>
+          <w:numId w:val="55"/>
+        </w:numPr>
+      </w:pPr>
+      <w:r>
+        <w:rPr>
+          <w:rFonts w:ascii="Times New Roman" w:hAnsi="Times New Roman" w:eastAsia="宋体"/>
+          <w:b w:val="0"/>
+          <w:sz w:val="21"/>
+        </w:rPr>
+        <w:t>第二层：64 个 3×3 卷积核</w:t>
+      </w:r>
+    </w:p>
+    <w:p>
+      <w:pPr>
+        <w:ind w:leftChars="400"/>
+        <w:spacing w:line="312" w:lineRule="auto" w:before="0" w:after="0"/>
+        <w:numPr>
+          <w:ilvl w:val="1"/>
+          <w:numId w:val="54"/>
+        </w:numPr>
+      </w:pPr>
+      <w:r>
+        <w:rPr>
+          <w:rFonts w:ascii="Times New Roman" w:hAnsi="Times New Roman" w:eastAsia="宋体"/>
+          <w:b w:val="0"/>
+          <w:sz w:val="21"/>
+        </w:rPr>
+        <w:t>定义全连接层</w:t>
+      </w:r>
+    </w:p>
+    <w:p>
+      <w:pPr>
+        <w:ind w:leftChars="200"/>
+        <w:spacing w:line="312" w:lineRule="auto" w:before="0" w:after="0"/>
+        <w:numPr>
+          <w:ilvl w:val="0"/>
+          <w:numId w:val="52"/>
+        </w:numPr>
+      </w:pPr>
+      <w:r>
+        <w:rPr>
+          <w:rFonts w:ascii="Times New Roman" w:hAnsi="Times New Roman" w:eastAsia="宋体"/>
+          <w:b w:val="0"/>
+          <w:sz w:val="21"/>
+        </w:rPr>
+        <w:t>训练模型</w:t>
+      </w:r>
+    </w:p>
+    <w:p>
+      <w:pPr>
+        <w:ind w:leftChars="400"/>
+        <w:spacing w:line="312" w:lineRule="auto" w:before="0" w:after="0"/>
+        <w:numPr>
+          <w:ilvl w:val="1"/>
+          <w:numId w:val="56"/>
+        </w:numPr>
+      </w:pPr>
+      <w:r>
+        <w:rPr>
+          <w:rFonts w:ascii="Times New Roman" w:hAnsi="Times New Roman" w:eastAsia="宋体"/>
+          <w:b w:val="0"/>
+          <w:sz w:val="21"/>
+        </w:rPr>
+        <w:t>前向传播计算损失</w:t>
+      </w:r>
+    </w:p>
+    <w:p>
+      <w:pPr>
+        <w:ind w:leftChars="400"/>
+        <w:spacing w:line="312" w:lineRule="auto" w:before="0" w:after="0"/>
+        <w:numPr>
+          <w:ilvl w:val="1"/>
+          <w:numId w:val="56"/>
+        </w:numPr>
+      </w:pPr>
+      <w:r>
+        <w:rPr>
+          <w:rFonts w:ascii="Times New Roman" w:hAnsi="Times New Roman" w:eastAsia="宋体"/>
+          <w:b w:val="0"/>
+          <w:sz w:val="21"/>
+        </w:rPr>
+        <w:t>反向传播更新权重</w:t>
       </w:r>
     </w:p>
     <w:p>
@@ -207,7 +447,7 @@
           <w:b/>
           <w:sz w:val="21"/>
         </w:rPr>
-        <w:t>表1-1 参数</w:t>
+        <w:t>表1 超参数配置</w:t>
       </w:r>
     </w:p>
     <w:tbl>
@@ -238,11 +478,16 @@
             <w:tcBorders>
               <w:bottom w:val="single" w:sz="6" w:space="0" w:color="000000"/>
             </w:tcBorders>
+            <w:vAlign w:val="center"/>
           </w:tcPr>
           <w:p>
             <w:pPr>
+              <w:spacing w:line="240" w:lineRule="auto" w:before="0" w:after="0"/>
               <w:ind w:firstLine="0"/>
               <w:jc w:val="center"/>
+              <w:rPr>
+                <w:sz w:val="18"/>
+              </w:rPr>
             </w:pPr>
             <w:r>
               <w:rPr>
@@ -260,11 +505,16 @@
             <w:tcBorders>
               <w:bottom w:val="single" w:sz="6" w:space="0" w:color="000000"/>
             </w:tcBorders>
+            <w:vAlign w:val="center"/>
           </w:tcPr>
           <w:p>
             <w:pPr>
+              <w:spacing w:line="240" w:lineRule="auto" w:before="0" w:after="0"/>
               <w:ind w:firstLine="0"/>
               <w:jc w:val="center"/>
+              <w:rPr>
+                <w:sz w:val="18"/>
+              </w:rPr>
             </w:pPr>
             <w:r>
               <w:rPr>
@@ -281,11 +531,16 @@
         <w:tc>
           <w:tcPr>
             <w:tcW w:type="dxa" w:w="4702"/>
+            <w:vAlign w:val="center"/>
           </w:tcPr>
           <w:p>
             <w:pPr>
+              <w:spacing w:line="240" w:lineRule="auto" w:before="0" w:after="0"/>
               <w:ind w:firstLine="0"/>
               <w:jc w:val="left"/>
+              <w:rPr>
+                <w:sz w:val="18"/>
+              </w:rPr>
             </w:pPr>
             <w:r>
               <w:rPr>
@@ -300,11 +555,16 @@
         <w:tc>
           <w:tcPr>
             <w:tcW w:type="dxa" w:w="4702"/>
+            <w:vAlign w:val="center"/>
           </w:tcPr>
           <w:p>
             <w:pPr>
+              <w:spacing w:line="240" w:lineRule="auto" w:before="0" w:after="0"/>
               <w:ind w:firstLine="0"/>
               <w:jc w:val="left"/>
+              <w:rPr>
+                <w:sz w:val="18"/>
+              </w:rPr>
             </w:pPr>
             <w:r>
               <w:rPr>
@@ -321,11 +581,16 @@
         <w:tc>
           <w:tcPr>
             <w:tcW w:type="dxa" w:w="4702"/>
+            <w:vAlign w:val="center"/>
           </w:tcPr>
           <w:p>
             <w:pPr>
+              <w:spacing w:line="240" w:lineRule="auto" w:before="0" w:after="0"/>
               <w:ind w:firstLine="0"/>
               <w:jc w:val="left"/>
+              <w:rPr>
+                <w:sz w:val="18"/>
+              </w:rPr>
             </w:pPr>
             <w:r>
               <w:rPr>
@@ -340,11 +605,16 @@
         <w:tc>
           <w:tcPr>
             <w:tcW w:type="dxa" w:w="4702"/>
+            <w:vAlign w:val="center"/>
           </w:tcPr>
           <w:p>
             <w:pPr>
+              <w:spacing w:line="240" w:lineRule="auto" w:before="0" w:after="0"/>
               <w:ind w:firstLine="0"/>
               <w:jc w:val="left"/>
+              <w:rPr>
+                <w:sz w:val="18"/>
+              </w:rPr>
             </w:pPr>
             <w:r>
               <w:rPr>
@@ -361,11 +631,16 @@
         <w:tc>
           <w:tcPr>
             <w:tcW w:type="dxa" w:w="4702"/>
+            <w:vAlign w:val="center"/>
           </w:tcPr>
           <w:p>
             <w:pPr>
+              <w:spacing w:line="240" w:lineRule="auto" w:before="0" w:after="0"/>
               <w:ind w:firstLine="0"/>
               <w:jc w:val="left"/>
+              <w:rPr>
+                <w:sz w:val="18"/>
+              </w:rPr>
             </w:pPr>
             <w:r>
               <w:rPr>
@@ -380,11 +655,16 @@
         <w:tc>
           <w:tcPr>
             <w:tcW w:type="dxa" w:w="4702"/>
+            <w:vAlign w:val="center"/>
           </w:tcPr>
           <w:p>
             <w:pPr>
+              <w:spacing w:line="240" w:lineRule="auto" w:before="0" w:after="0"/>
               <w:ind w:firstLine="0"/>
               <w:jc w:val="left"/>
+              <w:rPr>
+                <w:sz w:val="18"/>
+              </w:rPr>
             </w:pPr>
             <w:r>
               <w:rPr>
@@ -401,11 +681,16 @@
         <w:tc>
           <w:tcPr>
             <w:tcW w:type="dxa" w:w="4702"/>
+            <w:vAlign w:val="center"/>
           </w:tcPr>
           <w:p>
             <w:pPr>
+              <w:spacing w:line="240" w:lineRule="auto" w:before="0" w:after="0"/>
               <w:ind w:firstLine="0"/>
               <w:jc w:val="left"/>
+              <w:rPr>
+                <w:sz w:val="18"/>
+              </w:rPr>
             </w:pPr>
             <w:r>
               <w:rPr>
@@ -420,11 +705,16 @@
         <w:tc>
           <w:tcPr>
             <w:tcW w:type="dxa" w:w="4702"/>
+            <w:vAlign w:val="center"/>
           </w:tcPr>
           <w:p>
             <w:pPr>
+              <w:spacing w:line="240" w:lineRule="auto" w:before="0" w:after="0"/>
               <w:ind w:firstLine="0"/>
               <w:jc w:val="left"/>
+              <w:rPr>
+                <w:sz w:val="18"/>
+              </w:rPr>
             </w:pPr>
             <w:r>
               <w:rPr>
@@ -452,7 +742,7 @@
     </w:p>
     <w:p>
       <w:pPr>
-        <w:ind w:firstLine="0"/>
+        <w:ind w:left="0" w:leftChars="0" w:firstLine="0" w:firstLineChars="0" w:hanging="0" w:hangingChars="0"/>
         <w:outlineLvl w:val="2"/>
       </w:pPr>
       <w:r>
@@ -466,8 +756,22 @@
     </w:p>
     <w:p>
       <w:pPr>
+        <w:ind w:firstLineChars="200"/>
+        <w:outlineLvl w:val="3"/>
+      </w:pPr>
+      <w:r>
+        <w:rPr>
+          <w:rFonts w:ascii="Times New Roman" w:hAnsi="Times New Roman" w:eastAsia="宋体"/>
+          <w:b w:val="0"/>
+          <w:sz w:val="24"/>
+        </w:rPr>
+        <w:t>1.3.1 卷积操作</w:t>
+      </w:r>
+    </w:p>
+    <w:p>
+      <w:pPr>
         <w:spacing w:line="312" w:lineRule="auto" w:before="0" w:after="0"/>
-        <w:ind w:firstLine="420"/>
+        <w:ind w:firstLineChars="200"/>
       </w:pPr>
       <w:r>
         <w:rPr>
@@ -555,8 +859,22 @@
     </w:p>
     <w:p>
       <w:pPr>
+        <w:ind w:firstLineChars="200"/>
+        <w:outlineLvl w:val="3"/>
+      </w:pPr>
+      <w:r>
+        <w:rPr>
+          <w:rFonts w:ascii="Times New Roman" w:hAnsi="Times New Roman" w:eastAsia="宋体"/>
+          <w:b w:val="0"/>
+          <w:sz w:val="24"/>
+        </w:rPr>
+        <w:t>1.3.2 损失函数</w:t>
+      </w:r>
+    </w:p>
+    <w:p>
+      <w:pPr>
         <w:spacing w:line="312" w:lineRule="auto" w:before="0" w:after="0"/>
-        <w:ind w:firstLine="420"/>
+        <w:ind w:firstLineChars="200"/>
       </w:pPr>
       <w:r>
         <w:rPr>
@@ -606,6 +924,9 @@
           <m:t xml:space="preserve">-</m:t>
         </m:r>
         <m:f>
+          <m:fPr>
+            <m:type m:val="bar"/>
+          </m:fPr>
           <m:num>
             <m:r>
               <m:t xml:space="preserve">1</m:t>
@@ -626,17 +947,9 @@
             <m:limLoc m:val="undOvr"/>
           </m:naryPr>
           <m:sub>
-            <m:d>
-              <m:r>
-                <m:t xml:space="preserve">i</m:t>
-              </m:r>
-              <m:r>
-                <m:t xml:space="preserve">=</m:t>
-              </m:r>
-              <m:r>
-                <m:t xml:space="preserve">1</m:t>
-              </m:r>
-            </m:d>
+            <m:r>
+              <m:t xml:space="preserve">i=1</m:t>
+            </m:r>
           </m:sub>
           <m:sup>
             <m:r>
@@ -652,125 +965,127 @@
                 <m:begChr m:val="["/>
                 <m:endChr m:val="]"/>
               </m:dPr>
-              <m:r>
-                <m:t xml:space="preserve"> </m:t>
-              </m:r>
-              <m:sSub>
-                <m:e>
-                  <m:r>
-                    <m:t xml:space="preserve">y</m:t>
-                  </m:r>
-                </m:e>
-                <m:sub>
-                  <m:r>
-                    <m:t xml:space="preserve">i</m:t>
-                  </m:r>
-                </m:sub>
-              </m:sSub>
-              <m:r>
-                <m:t xml:space="preserve"> </m:t>
-              </m:r>
-              <m:r>
-                <m:t xml:space="preserve">log</m:t>
-              </m:r>
-              <m:r>
-                <m:t xml:space="preserve">(</m:t>
-              </m:r>
-              <m:sSub>
-                <m:e>
-                  <m:acc>
-                    <m:accPr>
-                      <m:chr m:val="̂"/>
-                    </m:accPr>
-                    <m:e>
-                      <m:r>
-                        <m:t xml:space="preserve">y</m:t>
-                      </m:r>
-                    </m:e>
-                  </m:acc>
-                </m:e>
-                <m:sub>
-                  <m:r>
-                    <m:t xml:space="preserve">i</m:t>
-                  </m:r>
-                </m:sub>
-              </m:sSub>
-              <m:r>
-                <m:t xml:space="preserve">)</m:t>
-              </m:r>
-              <m:r>
-                <m:t xml:space="preserve"> </m:t>
-              </m:r>
-              <m:r>
-                <m:t xml:space="preserve">+</m:t>
-              </m:r>
-              <m:r>
-                <m:t xml:space="preserve"> </m:t>
-              </m:r>
-              <m:r>
-                <m:t xml:space="preserve">(</m:t>
-              </m:r>
-              <m:r>
-                <m:t xml:space="preserve">1</m:t>
-              </m:r>
-              <m:r>
-                <m:t xml:space="preserve">-</m:t>
-              </m:r>
-              <m:sSub>
-                <m:e>
-                  <m:r>
-                    <m:t xml:space="preserve">y</m:t>
-                  </m:r>
-                </m:e>
-                <m:sub>
-                  <m:r>
-                    <m:t xml:space="preserve">i</m:t>
-                  </m:r>
-                </m:sub>
-              </m:sSub>
-              <m:r>
-                <m:t xml:space="preserve">)</m:t>
-              </m:r>
-              <m:r>
-                <m:t xml:space="preserve"> </m:t>
-              </m:r>
-              <m:r>
-                <m:t xml:space="preserve">log</m:t>
-              </m:r>
-              <m:r>
-                <m:t xml:space="preserve">(</m:t>
-              </m:r>
-              <m:r>
-                <m:t xml:space="preserve">1</m:t>
-              </m:r>
-              <m:r>
-                <m:t xml:space="preserve">-</m:t>
-              </m:r>
-              <m:sSub>
-                <m:e>
-                  <m:acc>
-                    <m:accPr>
-                      <m:chr m:val="̂"/>
-                    </m:accPr>
-                    <m:e>
-                      <m:r>
-                        <m:t xml:space="preserve">y</m:t>
-                      </m:r>
-                    </m:e>
-                  </m:acc>
-                </m:e>
-                <m:sub>
-                  <m:r>
-                    <m:t xml:space="preserve">i</m:t>
-                  </m:r>
-                </m:sub>
-              </m:sSub>
-              <m:r>
-                <m:t xml:space="preserve">)</m:t>
-              </m:r>
-              <m:r>
-                <m:t xml:space="preserve"> </m:t>
-              </m:r>
+              <m:e>
+                <m:r>
+                  <m:t xml:space="preserve"> </m:t>
+                </m:r>
+                <m:sSub>
+                  <m:e>
+                    <m:r>
+                      <m:t xml:space="preserve">y</m:t>
+                    </m:r>
+                  </m:e>
+                  <m:sub>
+                    <m:r>
+                      <m:t xml:space="preserve">i</m:t>
+                    </m:r>
+                  </m:sub>
+                </m:sSub>
+                <m:r>
+                  <m:t xml:space="preserve"> </m:t>
+                </m:r>
+                <m:r>
+                  <m:t xml:space="preserve">log</m:t>
+                </m:r>
+                <m:r>
+                  <m:t xml:space="preserve">(</m:t>
+                </m:r>
+                <m:sSub>
+                  <m:e>
+                    <m:acc>
+                      <m:accPr>
+                        <m:chr m:val="̂"/>
+                      </m:accPr>
+                      <m:e>
+                        <m:r>
+                          <m:t xml:space="preserve">y</m:t>
+                        </m:r>
+                      </m:e>
+                    </m:acc>
+                  </m:e>
+                  <m:sub>
+                    <m:r>
+                      <m:t xml:space="preserve">i</m:t>
+                    </m:r>
+                  </m:sub>
+                </m:sSub>
+                <m:r>
+                  <m:t xml:space="preserve">)</m:t>
+                </m:r>
+                <m:r>
+                  <m:t xml:space="preserve"> </m:t>
+                </m:r>
+                <m:r>
+                  <m:t xml:space="preserve">+</m:t>
+                </m:r>
+                <m:r>
+                  <m:t xml:space="preserve"> </m:t>
+                </m:r>
+                <m:r>
+                  <m:t xml:space="preserve">(</m:t>
+                </m:r>
+                <m:r>
+                  <m:t xml:space="preserve">1</m:t>
+                </m:r>
+                <m:r>
+                  <m:t xml:space="preserve">-</m:t>
+                </m:r>
+                <m:sSub>
+                  <m:e>
+                    <m:r>
+                      <m:t xml:space="preserve">y</m:t>
+                    </m:r>
+                  </m:e>
+                  <m:sub>
+                    <m:r>
+                      <m:t xml:space="preserve">i</m:t>
+                    </m:r>
+                  </m:sub>
+                </m:sSub>
+                <m:r>
+                  <m:t xml:space="preserve">)</m:t>
+                </m:r>
+                <m:r>
+                  <m:t xml:space="preserve"> </m:t>
+                </m:r>
+                <m:r>
+                  <m:t xml:space="preserve">log</m:t>
+                </m:r>
+                <m:r>
+                  <m:t xml:space="preserve">(</m:t>
+                </m:r>
+                <m:r>
+                  <m:t xml:space="preserve">1</m:t>
+                </m:r>
+                <m:r>
+                  <m:t xml:space="preserve">-</m:t>
+                </m:r>
+                <m:sSub>
+                  <m:e>
+                    <m:acc>
+                      <m:accPr>
+                        <m:chr m:val="̂"/>
+                      </m:accPr>
+                      <m:e>
+                        <m:r>
+                          <m:t xml:space="preserve">y</m:t>
+                        </m:r>
+                      </m:e>
+                    </m:acc>
+                  </m:e>
+                  <m:sub>
+                    <m:r>
+                      <m:t xml:space="preserve">i</m:t>
+                    </m:r>
+                  </m:sub>
+                </m:sSub>
+                <m:r>
+                  <m:t xml:space="preserve">)</m:t>
+                </m:r>
+                <m:r>
+                  <m:t xml:space="preserve"> </m:t>
+                </m:r>
+              </m:e>
             </m:d>
           </m:e>
         </m:nary>
@@ -817,8 +1132,22 @@
     </w:p>
     <w:p>
       <w:pPr>
+        <w:ind w:firstLineChars="200"/>
+        <w:outlineLvl w:val="3"/>
+      </w:pPr>
+      <w:r>
+        <w:rPr>
+          <w:rFonts w:ascii="Times New Roman" w:hAnsi="Times New Roman" w:eastAsia="宋体"/>
+          <w:b w:val="0"/>
+          <w:sz w:val="24"/>
+        </w:rPr>
+        <w:t>1.3.3 参数更新</w:t>
+      </w:r>
+    </w:p>
+    <w:p>
+      <w:pPr>
         <w:spacing w:line="312" w:lineRule="auto" w:before="0" w:after="0"/>
-        <w:ind w:firstLine="420"/>
+        <w:ind w:firstLineChars="200"/>
       </w:pPr>
       <w:r>
         <w:rPr>
@@ -836,17 +1165,9 @@
             </m:r>
           </m:e>
           <m:sub>
-            <m:d>
-              <m:r>
-                <m:t xml:space="preserve">t</m:t>
-              </m:r>
-              <m:r>
-                <m:t xml:space="preserve">+</m:t>
-              </m:r>
-              <m:r>
-                <m:t xml:space="preserve">1</m:t>
-              </m:r>
-            </m:d>
+            <m:r>
+              <m:t xml:space="preserve">t+1</m:t>
+            </m:r>
           </m:sub>
         </m:sSub>
         <m:r>
@@ -943,7 +1264,36 @@
     </w:p>
     <w:p>
       <w:pPr>
-        <w:ind w:firstLine="0"/>
+        <w:spacing w:line="312" w:lineRule="auto"/>
+        <w:ind w:firstLineChars="200"/>
+        <w:outlineLvl w:val="4"/>
+      </w:pPr>
+      <w:r>
+        <w:rPr>
+          <w:rFonts w:ascii="Times New Roman" w:hAnsi="Times New Roman" w:eastAsia="宋体"/>
+          <w:b w:val="0"/>
+          <w:sz w:val="21"/>
+        </w:rPr>
+        <w:t>1.3.3.1 学习率调度</w:t>
+      </w:r>
+    </w:p>
+    <w:p>
+      <w:pPr>
+        <w:spacing w:line="312" w:lineRule="auto" w:before="0" w:after="0"/>
+        <w:ind w:firstLineChars="200"/>
+      </w:pPr>
+      <w:r>
+        <w:rPr>
+          <w:rFonts w:ascii="Times New Roman" w:hAnsi="Times New Roman" w:eastAsia="宋体"/>
+          <w:b w:val="0"/>
+          <w:sz w:val="21"/>
+        </w:rPr>
+        <w:t>训练过程中学习率按余弦退火策略逐步衰减，初始值为 0.001。</w:t>
+      </w:r>
+    </w:p>
+    <w:p>
+      <w:pPr>
+        <w:ind w:left="0" w:leftChars="0" w:firstLine="0" w:firstLineChars="0" w:hanging="0" w:hangingChars="0"/>
         <w:outlineLvl w:val="2"/>
       </w:pPr>
       <w:r>
@@ -958,7 +1308,7 @@
     <w:p>
       <w:pPr>
         <w:spacing w:line="312" w:lineRule="auto" w:before="0" w:after="0"/>
-        <w:ind w:firstLine="420"/>
+        <w:ind w:firstLineChars="200"/>
       </w:pPr>
       <w:r>
         <w:rPr>
@@ -1053,7 +1403,7 @@
         <w:b w:val="0"/>
         <w:sz w:val="18"/>
       </w:rPr>
-      <w:t>深度学习实验报告</w:t>
+      <w:t>第一章 深度学习实验报告</w:t>
     </w:r>
   </w:p>
 </w:hdr>
@@ -1258,6 +1608,85 @@
   </w:num>
   <w:num w:numId="9">
     <w:abstractNumId w:val="0"/>
+  </w:num>
+  <w:abstractNum w:abstractNumId="50">
+    <w:lvl w:ilvl="0">
+      <w:start w:val="1"/>
+      <w:numFmt w:val="decimal"/>
+      <w:lvlText w:val="%1."/>
+      <w:lvlJc w:val="left"/>
+      <w:pPr>
+        <w:ind w:left="0" w:hanging="0"/>
+      </w:pPr>
+    </w:lvl>
+    <w:lvl w:ilvl="1">
+      <w:start w:val="1"/>
+      <w:numFmt w:val="lowerLetter"/>
+      <w:lvlText w:val="%2)"/>
+      <w:lvlJc w:val="left"/>
+      <w:pPr>
+        <w:ind w:left="0" w:hanging="0"/>
+      </w:pPr>
+    </w:lvl>
+    <w:lvl w:ilvl="2">
+      <w:start w:val="1"/>
+      <w:numFmt w:val="lowerRoman"/>
+      <w:lvlText w:val="%3."/>
+      <w:lvlJc w:val="left"/>
+      <w:pPr>
+        <w:ind w:left="0" w:hanging="0"/>
+      </w:pPr>
+    </w:lvl>
+  </w:abstractNum>
+  <w:abstractNum w:abstractNumId="51">
+    <w:lvl w:ilvl="0">
+      <w:start w:val="1"/>
+      <w:numFmt w:val="bullet"/>
+      <w:lvlText w:val="•"/>
+      <w:lvlJc w:val="left"/>
+      <w:pPr>
+        <w:ind w:left="0" w:hanging="0"/>
+      </w:pPr>
+    </w:lvl>
+    <w:lvl w:ilvl="1">
+      <w:start w:val="1"/>
+      <w:numFmt w:val="bullet"/>
+      <w:lvlText w:val="◦"/>
+      <w:lvlJc w:val="left"/>
+      <w:pPr>
+        <w:ind w:left="0" w:hanging="0"/>
+      </w:pPr>
+    </w:lvl>
+    <w:lvl w:ilvl="2">
+      <w:start w:val="1"/>
+      <w:numFmt w:val="bullet"/>
+      <w:lvlText w:val="▪"/>
+      <w:lvlJc w:val="left"/>
+      <w:pPr>
+        <w:ind w:left="0" w:hanging="0"/>
+      </w:pPr>
+    </w:lvl>
+  </w:abstractNum>
+  <w:num w:numId="50">
+    <w:abstractNumId w:val="50"/>
+  </w:num>
+  <w:num w:numId="51">
+    <w:abstractNumId w:val="51"/>
+  </w:num>
+  <w:num w:numId="52">
+    <w:abstractNumId w:val="50"/>
+  </w:num>
+  <w:num w:numId="53">
+    <w:abstractNumId w:val="50"/>
+  </w:num>
+  <w:num w:numId="54">
+    <w:abstractNumId w:val="50"/>
+  </w:num>
+  <w:num w:numId="55">
+    <w:abstractNumId w:val="50"/>
+  </w:num>
+  <w:num w:numId="56">
+    <w:abstractNumId w:val="50"/>
   </w:num>
 </w:numbering>
 </file>
@@ -1485,16 +1914,18 @@
     <w:pPr>
       <w:keepNext/>
       <w:keepLines/>
-      <w:spacing w:before="480" w:after="0"/>
+      <w:spacing w:before="0" w:after="0" w:line="312" w:lineRule="auto"/>
+      <w:ind w:left="0" w:leftChars="0" w:firstLine="0" w:firstLineChars="0" w:hanging="0" w:hangingChars="0"/>
       <w:outlineLvl w:val="0"/>
     </w:pPr>
     <w:rPr>
-      <w:rFonts w:asciiTheme="majorHAnsi" w:eastAsiaTheme="majorEastAsia" w:hAnsiTheme="majorHAnsi" w:cstheme="majorBidi"/>
+      <w:rFonts w:asciiTheme="majorHAnsi" w:eastAsiaTheme="majorEastAsia" w:hAnsiTheme="majorHAnsi" w:cstheme="majorBidi" w:ascii="Times New Roman" w:hAnsi="Times New Roman" w:eastAsia="黑体"/>
       <w:b/>
       <w:bCs/>
-      <w:color w:val="365F91" w:themeColor="accent1" w:themeShade="BF"/>
-      <w:sz w:val="28"/>
+      <w:i w:val="0"/>
+      <w:sz w:val="32"/>
       <w:szCs w:val="28"/>
+      <w:u w:val="none"/>
     </w:rPr>
   </w:style>
   <w:style w:type="paragraph" w:styleId="Heading2">
@@ -1509,16 +1940,18 @@
     <w:pPr>
       <w:keepNext/>
       <w:keepLines/>
-      <w:spacing w:before="200" w:after="0"/>
+      <w:spacing w:before="0" w:after="0" w:line="312" w:lineRule="auto"/>
+      <w:ind w:left="0" w:leftChars="0" w:firstLine="0" w:firstLineChars="0" w:hanging="0" w:hangingChars="0"/>
       <w:outlineLvl w:val="1"/>
     </w:pPr>
     <w:rPr>
-      <w:rFonts w:asciiTheme="majorHAnsi" w:eastAsiaTheme="majorEastAsia" w:hAnsiTheme="majorHAnsi" w:cstheme="majorBidi"/>
-      <w:b/>
+      <w:rFonts w:asciiTheme="majorHAnsi" w:eastAsiaTheme="majorEastAsia" w:hAnsiTheme="majorHAnsi" w:cstheme="majorBidi" w:ascii="Times New Roman" w:hAnsi="Times New Roman" w:eastAsia="黑体"/>
+      <w:b w:val="0"/>
       <w:bCs/>
-      <w:color w:val="4F81BD" w:themeColor="accent1"/>
-      <w:sz w:val="26"/>
+      <w:i w:val="0"/>
+      <w:sz w:val="28"/>
       <w:szCs w:val="26"/>
+      <w:u w:val="none"/>
     </w:rPr>
   </w:style>
   <w:style w:type="paragraph" w:styleId="Heading3">
@@ -1533,14 +1966,17 @@
     <w:pPr>
       <w:keepNext/>
       <w:keepLines/>
-      <w:spacing w:before="200" w:after="0"/>
+      <w:spacing w:before="0" w:after="0" w:line="312" w:lineRule="auto"/>
+      <w:ind w:left="0" w:leftChars="0" w:firstLine="0" w:firstLineChars="0" w:hanging="0" w:hangingChars="0"/>
       <w:outlineLvl w:val="2"/>
     </w:pPr>
     <w:rPr>
-      <w:rFonts w:asciiTheme="majorHAnsi" w:eastAsiaTheme="majorEastAsia" w:hAnsiTheme="majorHAnsi" w:cstheme="majorBidi"/>
-      <w:b/>
+      <w:rFonts w:asciiTheme="majorHAnsi" w:eastAsiaTheme="majorEastAsia" w:hAnsiTheme="majorHAnsi" w:cstheme="majorBidi" w:ascii="Times New Roman" w:hAnsi="Times New Roman" w:eastAsia="宋体"/>
+      <w:b w:val="0"/>
       <w:bCs/>
-      <w:color w:val="4F81BD" w:themeColor="accent1"/>
+      <w:i w:val="0"/>
+      <w:sz w:val="24"/>
+      <w:u w:val="none"/>
     </w:rPr>
   </w:style>
   <w:style w:type="paragraph" w:styleId="Heading4">
@@ -1556,16 +1992,18 @@
     <w:pPr>
       <w:keepNext/>
       <w:keepLines/>
-      <w:spacing w:before="200" w:after="0"/>
+      <w:spacing w:before="0" w:after="0" w:line="312" w:lineRule="auto"/>
+      <w:ind w:left="0" w:leftChars="0" w:firstLine="0" w:firstLineChars="0" w:hanging="0" w:hangingChars="0"/>
       <w:outlineLvl w:val="3"/>
     </w:pPr>
     <w:rPr>
-      <w:rFonts w:asciiTheme="majorHAnsi" w:eastAsiaTheme="majorEastAsia" w:hAnsiTheme="majorHAnsi" w:cstheme="majorBidi"/>
-      <w:b/>
+      <w:rFonts w:asciiTheme="majorHAnsi" w:eastAsiaTheme="majorEastAsia" w:hAnsiTheme="majorHAnsi" w:cstheme="majorBidi" w:ascii="Times New Roman" w:hAnsi="Times New Roman" w:eastAsia="宋体"/>
+      <w:b w:val="0"/>
       <w:bCs/>
-      <w:i/>
+      <w:i w:val="0"/>
       <w:iCs/>
-      <w:color w:val="4F81BD" w:themeColor="accent1"/>
+      <w:sz w:val="21"/>
+      <w:u w:val="none"/>
     </w:rPr>
   </w:style>
   <w:style w:type="paragraph" w:styleId="Heading5">
@@ -1581,12 +2019,16 @@
     <w:pPr>
       <w:keepNext/>
       <w:keepLines/>
-      <w:spacing w:before="200" w:after="0"/>
+      <w:spacing w:before="0" w:after="0" w:line="312" w:lineRule="auto"/>
+      <w:ind w:left="0" w:leftChars="0" w:firstLine="0" w:firstLineChars="0" w:hanging="0" w:hangingChars="0"/>
       <w:outlineLvl w:val="4"/>
     </w:pPr>
     <w:rPr>
-      <w:rFonts w:asciiTheme="majorHAnsi" w:eastAsiaTheme="majorEastAsia" w:hAnsiTheme="majorHAnsi" w:cstheme="majorBidi"/>
-      <w:color w:val="243F60" w:themeColor="accent1" w:themeShade="7F"/>
+      <w:rFonts w:asciiTheme="majorHAnsi" w:eastAsiaTheme="majorEastAsia" w:hAnsiTheme="majorHAnsi" w:cstheme="majorBidi" w:ascii="Times New Roman" w:hAnsi="Times New Roman" w:eastAsia="宋体"/>
+      <w:b w:val="0"/>
+      <w:i w:val="0"/>
+      <w:sz w:val="21"/>
+      <w:u w:val="none"/>
     </w:rPr>
   </w:style>
   <w:style w:type="paragraph" w:styleId="Heading6">
@@ -1602,14 +2044,17 @@
     <w:pPr>
       <w:keepNext/>
       <w:keepLines/>
-      <w:spacing w:before="200" w:after="0"/>
+      <w:spacing w:before="0" w:after="0" w:line="312" w:lineRule="auto"/>
+      <w:ind w:left="0" w:leftChars="0" w:firstLine="0" w:firstLineChars="0" w:hanging="0" w:hangingChars="0"/>
       <w:outlineLvl w:val="5"/>
     </w:pPr>
     <w:rPr>
-      <w:rFonts w:asciiTheme="majorHAnsi" w:eastAsiaTheme="majorEastAsia" w:hAnsiTheme="majorHAnsi" w:cstheme="majorBidi"/>
-      <w:i/>
+      <w:rFonts w:asciiTheme="majorHAnsi" w:eastAsiaTheme="majorEastAsia" w:hAnsiTheme="majorHAnsi" w:cstheme="majorBidi" w:ascii="Times New Roman" w:hAnsi="Times New Roman" w:eastAsia="宋体"/>
+      <w:b w:val="0"/>
+      <w:i w:val="0"/>
       <w:iCs/>
-      <w:color w:val="243F60" w:themeColor="accent1" w:themeShade="7F"/>
+      <w:sz w:val="21"/>
+      <w:u w:val="none"/>
     </w:rPr>
   </w:style>
   <w:style w:type="paragraph" w:styleId="Heading7">
